--- a/10/10. Новоуренгойский городской музей изобразительных искусств.docx
+++ b/10/10. Новоуренгойский городской музей изобразительных искусств.docx
@@ -11,6 +11,138 @@
           <w:bCs/>
           <w:sz w:val="28"/>
           <w:szCs w:val="28"/>
+        </w:rPr>
+      </w:pPr>
+      <w:r>
+        <w:rPr>
+          <w:rFonts w:ascii="Times New Roman" w:hAnsi="Times New Roman" w:cs="Times New Roman"/>
+          <w:b/>
+          <w:bCs/>
+          <w:sz w:val="28"/>
+          <w:szCs w:val="28"/>
+        </w:rPr>
+        <w:t>Новоуренгойский городской музей изобразительных искусств</w:t>
+      </w:r>
+    </w:p>
+    <w:p>
+      <w:pPr>
+        <w:jc w:val="both"/>
+        <w:rPr>
+          <w:rFonts w:ascii="Times New Roman" w:hAnsi="Times New Roman" w:cs="Times New Roman"/>
+          <w:sz w:val="28"/>
+          <w:szCs w:val="28"/>
+        </w:rPr>
+      </w:pPr>
+      <w:r>
+        <w:rPr>
+          <w:rFonts w:ascii="Times New Roman" w:hAnsi="Times New Roman" w:cs="Times New Roman"/>
+          <w:sz w:val="28"/>
+          <w:szCs w:val="28"/>
+        </w:rPr>
+        <w:t>История Новоуренгойского городского музея изобразительных искусств тесно связана с ростом газовой столицы. После того, как Новый Уренгой был благоустроен и его население стало расти, необходимо было позаботиться не только о повседневных потребностях жителей, но и организовать их образование и культурный досуг. Для этого в город приезжали агитбригады и агитпоезда, постоянно устраивались передвижные выставки, отправлялись посылки с книгами, проводились различные культурные мероприятия. Заведующая отделом культуры Новоуренгойского горисполкома Татьяна Анатольевна Жарикова обратилась к Тюменскому областному совету народных депутатов с просьбой об открытии в Новом Уренгое музея. Власти откликнулись на её предложение и 16 апреля 1984 года дали разрешение на открытие в нашем городе филиала Тюменской областной картинной галереи.</w:t>
+      </w:r>
+    </w:p>
+    <w:p>
+      <w:pPr>
+        <w:jc w:val="center"/>
+        <w:rPr>
+          <w:rFonts w:ascii="Times New Roman" w:hAnsi="Times New Roman" w:cs="Times New Roman"/>
+          <w:b/>
+          <w:bCs/>
+          <w:i/>
+          <w:iCs/>
+        </w:rPr>
+      </w:pPr>
+      <w:r>
+        <w:rPr>
+          <w:rFonts w:ascii="Times New Roman" w:hAnsi="Times New Roman" w:cs="Times New Roman"/>
+          <w:b/>
+          <w:bCs/>
+          <w:i/>
+          <w:iCs/>
+          <w:highlight w:val="green"/>
+        </w:rPr>
+        <w:t>Фото</w:t>
+      </w:r>
+      <w:r>
+        <w:rPr>
+          <w:rFonts w:ascii="Times New Roman" w:hAnsi="Times New Roman" w:cs="Times New Roman"/>
+          <w:b/>
+          <w:bCs/>
+          <w:i/>
+          <w:iCs/>
+          <w:highlight w:val="green"/>
+        </w:rPr>
+        <w:t xml:space="preserve"> 1</w:t>
+      </w:r>
+    </w:p>
+    <w:p>
+      <w:pPr>
+        <w:jc w:val="center"/>
+        <w:rPr>
+          <w:rFonts w:ascii="Times New Roman" w:hAnsi="Times New Roman" w:cs="Times New Roman"/>
+          <w:b/>
+          <w:bCs/>
+          <w:i/>
+          <w:iCs/>
+        </w:rPr>
+      </w:pPr>
+      <w:r>
+        <w:rPr>
+          <w:rFonts w:ascii="Times New Roman" w:hAnsi="Times New Roman" w:cs="Times New Roman"/>
+          <w:b/>
+          <w:bCs/>
+          <w:i/>
+          <w:iCs/>
+        </w:rPr>
+        <w:t>Решение Тюменского областного совета народных депутатов об открытии филиала областной картинной галереи в г. Новый Уренгой.</w:t>
+      </w:r>
+    </w:p>
+    <w:p>
+      <w:pPr>
+        <w:jc w:val="both"/>
+        <w:rPr>
+          <w:rFonts w:ascii="Times New Roman" w:hAnsi="Times New Roman" w:cs="Times New Roman"/>
+          <w:sz w:val="28"/>
+          <w:szCs w:val="28"/>
+        </w:rPr>
+      </w:pPr>
+      <w:r>
+        <w:rPr>
+          <w:rFonts w:ascii="Times New Roman" w:hAnsi="Times New Roman" w:cs="Times New Roman"/>
+          <w:sz w:val="28"/>
+          <w:szCs w:val="28"/>
+        </w:rPr>
+        <w:t>Министерство культуры РСФСР передало в фонд галереи Нового Уренгоя 29 картин московских художников, несколько работ выделила Тюменская областная картинная галерея.</w:t>
+      </w:r>
+    </w:p>
+    <w:p>
+      <w:pPr>
+        <w:jc w:val="both"/>
+        <w:rPr>
+          <w:rFonts w:ascii="Times New Roman" w:hAnsi="Times New Roman" w:cs="Times New Roman"/>
+          <w:sz w:val="28"/>
+          <w:szCs w:val="28"/>
+        </w:rPr>
+      </w:pPr>
+      <w:r>
+        <w:rPr>
+          <w:rFonts w:ascii="Times New Roman" w:hAnsi="Times New Roman" w:cs="Times New Roman"/>
+          <w:sz w:val="28"/>
+          <w:szCs w:val="28"/>
+        </w:rPr>
+        <w:t>Официальное решение тюменского исполкома поддержало общественную инициативу, благодаря которой еще в декабре 1983 года в фойе молодежного культурного центра «Ровесник» открылась выставка «По родной стране». На ней было представлено 52 работы советских художников.</w:t>
+      </w:r>
+    </w:p>
+    <w:p>
+      <w:pPr>
+        <w:jc w:val="center"/>
+        <w:rPr>
+          <w:rFonts w:ascii="Times New Roman" w:hAnsi="Times New Roman" w:cs="Times New Roman"/>
+          <w:b/>
+          <w:bCs/>
+          <w:i/>
+          <w:iCs/>
           <w:lang w:val="en-US"/>
         </w:rPr>
       </w:pPr>
@@ -19,10 +151,45 @@
           <w:rFonts w:ascii="Times New Roman" w:hAnsi="Times New Roman" w:cs="Times New Roman"/>
           <w:b/>
           <w:bCs/>
-          <w:sz w:val="28"/>
-          <w:szCs w:val="28"/>
-        </w:rPr>
-        <w:t>Новоуренгойский городской музей изобразительных искусств</w:t>
+          <w:i/>
+          <w:iCs/>
+          <w:highlight w:val="green"/>
+        </w:rPr>
+        <w:t>Фото</w:t>
+      </w:r>
+      <w:r>
+        <w:rPr>
+          <w:rFonts w:ascii="Times New Roman" w:hAnsi="Times New Roman" w:cs="Times New Roman"/>
+          <w:b/>
+          <w:bCs/>
+          <w:i/>
+          <w:iCs/>
+          <w:highlight w:val="green"/>
+          <w:lang w:val="en-US"/>
+        </w:rPr>
+        <w:t xml:space="preserve"> 2</w:t>
+      </w:r>
+    </w:p>
+    <w:p>
+      <w:pPr>
+        <w:jc w:val="center"/>
+        <w:rPr>
+          <w:rFonts w:ascii="Times New Roman" w:hAnsi="Times New Roman" w:cs="Times New Roman"/>
+          <w:b/>
+          <w:bCs/>
+          <w:i/>
+          <w:iCs/>
+        </w:rPr>
+      </w:pPr>
+      <w:r>
+        <w:rPr>
+          <w:rFonts w:ascii="Times New Roman" w:hAnsi="Times New Roman" w:cs="Times New Roman"/>
+          <w:b/>
+          <w:bCs/>
+          <w:i/>
+          <w:iCs/>
+        </w:rPr>
+        <w:t>Письмо заведующей отделом культуры Новоуренгойского горисполкома Т.А. Жариковой в газету «Правда Севера».</w:t>
       </w:r>
     </w:p>
     <w:p>
@@ -40,52 +207,17 @@
           <w:sz w:val="28"/>
           <w:szCs w:val="28"/>
         </w:rPr>
-        <w:t>История Новоуренгойского городского музея изобразительных искусств тесно связана с ростом газовой столицы. После того, как Новый Уренгой был благоустроен и его население стало расти, необходимо было позаботиться не только о повседневных потребностях жителей, но и организовать их образование и культурный досуг. Для этого в город приезжали агитбригады и агитпоезда, постоянно устраивались передвижные выставки, отправлялись посылки с книгами, проводились различные культурные мероприятия. Заведующая отделом культуры Новоуренгойского горисполкома Татьяна Анатольевна Жарикова обратилась к Тюменскому областному совету народных депутатов с просьбой об открытии в Новом Уренгое музея. Власти откликнулись на её предложение и 16 апреля 1984 года дали разрешение на открытие в нашем городе филиала Тюменской областной картинной галереи.</w:t>
-      </w:r>
-    </w:p>
-    <w:p>
-      <w:pPr>
-        <w:jc w:val="center"/>
-        <w:rPr>
-          <w:rFonts w:ascii="Times New Roman" w:hAnsi="Times New Roman" w:cs="Times New Roman"/>
-          <w:b/>
-          <w:bCs/>
-          <w:i/>
-          <w:iCs/>
-        </w:rPr>
-      </w:pPr>
-      <w:r>
-        <w:rPr>
-          <w:rFonts w:ascii="Times New Roman" w:hAnsi="Times New Roman" w:cs="Times New Roman"/>
-          <w:b/>
-          <w:bCs/>
-          <w:i/>
-          <w:iCs/>
-        </w:rPr>
-        <w:t>Фото</w:t>
-      </w:r>
-    </w:p>
-    <w:p>
-      <w:pPr>
-        <w:jc w:val="center"/>
-        <w:rPr>
-          <w:rFonts w:ascii="Times New Roman" w:hAnsi="Times New Roman" w:cs="Times New Roman"/>
-          <w:b/>
-          <w:bCs/>
-          <w:i/>
-          <w:iCs/>
-        </w:rPr>
-      </w:pPr>
-      <w:r>
-        <w:rPr>
-          <w:rFonts w:ascii="Times New Roman" w:hAnsi="Times New Roman" w:cs="Times New Roman"/>
-          <w:b/>
-          <w:bCs/>
-          <w:i/>
-          <w:iCs/>
-        </w:rPr>
-        <w:t>Решение Тюменского областного совета народных депутатов об открытии филиала областной картинной галереи в г. Новый Уренгой.</w:t>
-      </w:r>
+        <w:t>Экспонаты этой выставки также легли в основу коллекции будущего музея. Официальной датой основания Новоуренгойского городского музея изобразительных искусств считается 16 апреля 1984 года.</w:t>
+      </w:r>
+    </w:p>
+    <w:p>
+      <w:pPr>
+        <w:rPr>
+          <w:rFonts w:ascii="Times New Roman" w:hAnsi="Times New Roman" w:cs="Times New Roman"/>
+          <w:sz w:val="28"/>
+          <w:szCs w:val="28"/>
+        </w:rPr>
+      </w:pPr>
     </w:p>
     <w:p>
       <w:pPr>
@@ -102,113 +234,6 @@
           <w:sz w:val="28"/>
           <w:szCs w:val="28"/>
         </w:rPr>
-        <w:t>Министерство культуры РСФСР передало в фонд галереи Нового Уренгоя 29 картин московских художников, несколько работ выделила Тюменская областная картинная галерея.</w:t>
-      </w:r>
-    </w:p>
-    <w:p>
-      <w:pPr>
-        <w:jc w:val="both"/>
-        <w:rPr>
-          <w:rFonts w:ascii="Times New Roman" w:hAnsi="Times New Roman" w:cs="Times New Roman"/>
-          <w:sz w:val="28"/>
-          <w:szCs w:val="28"/>
-        </w:rPr>
-      </w:pPr>
-      <w:r>
-        <w:rPr>
-          <w:rFonts w:ascii="Times New Roman" w:hAnsi="Times New Roman" w:cs="Times New Roman"/>
-          <w:sz w:val="28"/>
-          <w:szCs w:val="28"/>
-        </w:rPr>
-        <w:t>Официальное решение тюменского исполкома поддержало общественную инициативу, благодаря которой еще в декабре 1983 года в фойе молодежного культурного центра «Ровесник» открылась выставка «По родной стране». На ней было представлено 52 работы советских художников.</w:t>
-      </w:r>
-    </w:p>
-    <w:p>
-      <w:pPr>
-        <w:jc w:val="center"/>
-        <w:rPr>
-          <w:rFonts w:ascii="Times New Roman" w:hAnsi="Times New Roman" w:cs="Times New Roman"/>
-          <w:b/>
-          <w:bCs/>
-          <w:i/>
-          <w:iCs/>
-        </w:rPr>
-      </w:pPr>
-      <w:r>
-        <w:rPr>
-          <w:rFonts w:ascii="Times New Roman" w:hAnsi="Times New Roman" w:cs="Times New Roman"/>
-          <w:b/>
-          <w:bCs/>
-          <w:i/>
-          <w:iCs/>
-        </w:rPr>
-        <w:t>Фото</w:t>
-      </w:r>
-    </w:p>
-    <w:p>
-      <w:pPr>
-        <w:jc w:val="center"/>
-        <w:rPr>
-          <w:rFonts w:ascii="Times New Roman" w:hAnsi="Times New Roman" w:cs="Times New Roman"/>
-          <w:b/>
-          <w:bCs/>
-          <w:i/>
-          <w:iCs/>
-        </w:rPr>
-      </w:pPr>
-      <w:r>
-        <w:rPr>
-          <w:rFonts w:ascii="Times New Roman" w:hAnsi="Times New Roman" w:cs="Times New Roman"/>
-          <w:b/>
-          <w:bCs/>
-          <w:i/>
-          <w:iCs/>
-        </w:rPr>
-        <w:t>Письмо заведующей отделом культуры Новоуренгойского горисполкома Т.А. Жариковой в газету «Правда Севера».</w:t>
-      </w:r>
-    </w:p>
-    <w:p>
-      <w:pPr>
-        <w:jc w:val="both"/>
-        <w:rPr>
-          <w:rFonts w:ascii="Times New Roman" w:hAnsi="Times New Roman" w:cs="Times New Roman"/>
-          <w:sz w:val="28"/>
-          <w:szCs w:val="28"/>
-        </w:rPr>
-      </w:pPr>
-      <w:r>
-        <w:rPr>
-          <w:rFonts w:ascii="Times New Roman" w:hAnsi="Times New Roman" w:cs="Times New Roman"/>
-          <w:sz w:val="28"/>
-          <w:szCs w:val="28"/>
-        </w:rPr>
-        <w:t>Экспонаты этой выставки также легли в основу коллекции будущего музея. Официальной датой основания Новоуренгойского городского музея изобразительных искусств считается 16 апреля 1984 года.</w:t>
-      </w:r>
-    </w:p>
-    <w:p>
-      <w:pPr>
-        <w:rPr>
-          <w:rFonts w:ascii="Times New Roman" w:hAnsi="Times New Roman" w:cs="Times New Roman"/>
-          <w:sz w:val="28"/>
-          <w:szCs w:val="28"/>
-        </w:rPr>
-      </w:pPr>
-    </w:p>
-    <w:p>
-      <w:pPr>
-        <w:jc w:val="both"/>
-        <w:rPr>
-          <w:rFonts w:ascii="Times New Roman" w:hAnsi="Times New Roman" w:cs="Times New Roman"/>
-          <w:sz w:val="28"/>
-          <w:szCs w:val="28"/>
-        </w:rPr>
-      </w:pPr>
-      <w:r>
-        <w:rPr>
-          <w:rFonts w:ascii="Times New Roman" w:hAnsi="Times New Roman" w:cs="Times New Roman"/>
-          <w:sz w:val="28"/>
-          <w:szCs w:val="28"/>
-        </w:rPr>
         <w:t>До июня 1985 г. филиал картинной галереи располагался в двухкомнатной квартире на Ленинградском проспекте, где хранились немногочисленные фонды. Выставки проходили в молодежном центре «Ровесник». В июне 1985 г. филиал картинной</w:t>
       </w:r>
       <w:r>
@@ -289,47 +314,56 @@
           <w:sz w:val="28"/>
           <w:szCs w:val="28"/>
         </w:rPr>
-        <w:t xml:space="preserve"> 17</w:t>
-      </w:r>
-      <w:r>
-        <w:rPr>
-          <w:rFonts w:ascii="Times New Roman" w:hAnsi="Times New Roman" w:cs="Times New Roman"/>
-          <w:sz w:val="28"/>
-          <w:szCs w:val="28"/>
-        </w:rPr>
-        <w:t>г., где</w:t>
-      </w:r>
-      <w:r>
-        <w:rPr>
-          <w:rFonts w:ascii="Times New Roman" w:hAnsi="Times New Roman" w:cs="Times New Roman"/>
-          <w:sz w:val="28"/>
-          <w:szCs w:val="28"/>
-        </w:rPr>
-        <w:t xml:space="preserve"> он находится и в настоящее время.</w:t>
-      </w:r>
-    </w:p>
-    <w:p>
-      <w:pPr>
-        <w:jc w:val="center"/>
-        <w:rPr>
-          <w:rFonts w:ascii="Times New Roman" w:hAnsi="Times New Roman" w:cs="Times New Roman"/>
-          <w:b/>
-          <w:bCs/>
-          <w:i/>
-          <w:iCs/>
-        </w:rPr>
-      </w:pPr>
-      <w:r>
-        <w:rPr>
-          <w:rFonts w:ascii="Times New Roman" w:hAnsi="Times New Roman" w:cs="Times New Roman"/>
-          <w:b/>
-          <w:bCs/>
-          <w:i/>
-          <w:iCs/>
+        <w:t xml:space="preserve"> 17г., где он находится и в настоящее время.</w:t>
+      </w:r>
+    </w:p>
+    <w:p>
+      <w:pPr>
+        <w:jc w:val="center"/>
+        <w:rPr>
+          <w:rFonts w:ascii="Times New Roman" w:hAnsi="Times New Roman" w:cs="Times New Roman"/>
+          <w:b/>
+          <w:bCs/>
+          <w:i/>
+          <w:iCs/>
+          <w:lang w:val="en-US"/>
+        </w:rPr>
+      </w:pPr>
+      <w:r>
+        <w:rPr>
+          <w:rFonts w:ascii="Times New Roman" w:hAnsi="Times New Roman" w:cs="Times New Roman"/>
+          <w:b/>
+          <w:bCs/>
+          <w:i/>
+          <w:iCs/>
+          <w:highlight w:val="green"/>
         </w:rPr>
         <w:lastRenderedPageBreak/>
         <w:t>Фото</w:t>
       </w:r>
+      <w:r>
+        <w:rPr>
+          <w:rFonts w:ascii="Times New Roman" w:hAnsi="Times New Roman" w:cs="Times New Roman"/>
+          <w:b/>
+          <w:bCs/>
+          <w:i/>
+          <w:iCs/>
+          <w:highlight w:val="green"/>
+        </w:rPr>
+        <w:t xml:space="preserve"> 3,</w:t>
+      </w:r>
+      <w:r>
+        <w:rPr>
+          <w:rFonts w:ascii="Times New Roman" w:hAnsi="Times New Roman" w:cs="Times New Roman"/>
+          <w:b/>
+          <w:bCs/>
+          <w:i/>
+          <w:iCs/>
+          <w:highlight w:val="green"/>
+          <w:lang w:val="en-US"/>
+        </w:rPr>
+        <w:t>4,5</w:t>
+      </w:r>
     </w:p>
     <w:p>
       <w:pPr>
@@ -414,39 +448,7 @@
           <w:sz w:val="28"/>
           <w:szCs w:val="28"/>
         </w:rPr>
-        <w:t xml:space="preserve">Фонд постоянно пополняется произведениями современной живописи и графики, культового литья, скульптурой, фотодокументами, нумизматикой, художественной костью и произведениями деревянной </w:t>
-      </w:r>
-      <w:r>
-        <w:rPr>
-          <w:rFonts w:ascii="Times New Roman" w:hAnsi="Times New Roman" w:cs="Times New Roman"/>
-          <w:sz w:val="28"/>
-          <w:szCs w:val="28"/>
-        </w:rPr>
-        <w:t>скульптуры, предметами</w:t>
-      </w:r>
-      <w:r>
-        <w:rPr>
-          <w:rFonts w:ascii="Times New Roman" w:hAnsi="Times New Roman" w:cs="Times New Roman"/>
-          <w:sz w:val="28"/>
-          <w:szCs w:val="28"/>
-        </w:rPr>
-        <w:t xml:space="preserve"> этнографии народов Севера, предметами по истории 501-й стройки 1949-1953 гг. В целом, коллекция Новоуренгойского городского музея изобразительных искусств насчитывает 3200 единиц </w:t>
-      </w:r>
-      <w:r>
-        <w:rPr>
-          <w:rFonts w:ascii="Times New Roman" w:hAnsi="Times New Roman" w:cs="Times New Roman"/>
-          <w:sz w:val="28"/>
-          <w:szCs w:val="28"/>
-        </w:rPr>
-        <w:t>хранения (</w:t>
-      </w:r>
-      <w:r>
-        <w:rPr>
-          <w:rFonts w:ascii="Times New Roman" w:hAnsi="Times New Roman" w:cs="Times New Roman"/>
-          <w:sz w:val="28"/>
-          <w:szCs w:val="28"/>
-        </w:rPr>
-        <w:t>5).</w:t>
+        <w:t>Фонд постоянно пополняется произведениями современной живописи и графики, культового литья, скульптурой, фотодокументами, нумизматикой, художественной костью и произведениями деревянной скульптуры, предметами этнографии народов Севера, предметами по истории 501-й стройки 1949-1953 гг. В целом, коллекция Новоуренгойского городского музея изобразительных искусств насчитывает 3200 единиц хранения (5).</w:t>
       </w:r>
     </w:p>
     <w:p>
@@ -476,18 +478,32 @@
           <w:bCs/>
           <w:i/>
           <w:iCs/>
-        </w:rPr>
-      </w:pPr>
-      <w:r>
-        <w:rPr>
-          <w:rFonts w:ascii="Times New Roman" w:hAnsi="Times New Roman" w:cs="Times New Roman"/>
-          <w:b/>
-          <w:bCs/>
-          <w:i/>
-          <w:iCs/>
+          <w:lang w:val="en-US"/>
+        </w:rPr>
+      </w:pPr>
+      <w:r>
+        <w:rPr>
+          <w:rFonts w:ascii="Times New Roman" w:hAnsi="Times New Roman" w:cs="Times New Roman"/>
+          <w:b/>
+          <w:bCs/>
+          <w:i/>
+          <w:iCs/>
+          <w:highlight w:val="green"/>
         </w:rPr>
         <w:t>Фото</w:t>
       </w:r>
+      <w:r>
+        <w:rPr>
+          <w:rFonts w:ascii="Times New Roman" w:hAnsi="Times New Roman" w:cs="Times New Roman"/>
+          <w:b/>
+          <w:bCs/>
+          <w:i/>
+          <w:iCs/>
+          <w:highlight w:val="green"/>
+          <w:lang w:val="en-US"/>
+        </w:rPr>
+        <w:t xml:space="preserve"> 6</w:t>
+      </w:r>
     </w:p>
     <w:p>
       <w:pPr>
@@ -560,18 +576,44 @@
           <w:bCs/>
           <w:i/>
           <w:iCs/>
-        </w:rPr>
-      </w:pPr>
-      <w:r>
-        <w:rPr>
-          <w:rFonts w:ascii="Times New Roman" w:hAnsi="Times New Roman" w:cs="Times New Roman"/>
-          <w:b/>
-          <w:bCs/>
-          <w:i/>
-          <w:iCs/>
+          <w:lang w:val="en-US"/>
+        </w:rPr>
+      </w:pPr>
+      <w:r>
+        <w:rPr>
+          <w:rFonts w:ascii="Times New Roman" w:hAnsi="Times New Roman" w:cs="Times New Roman"/>
+          <w:b/>
+          <w:bCs/>
+          <w:i/>
+          <w:iCs/>
+          <w:highlight w:val="green"/>
         </w:rPr>
         <w:t>Фото</w:t>
       </w:r>
+      <w:r>
+        <w:rPr>
+          <w:rFonts w:ascii="Times New Roman" w:hAnsi="Times New Roman" w:cs="Times New Roman"/>
+          <w:b/>
+          <w:bCs/>
+          <w:i/>
+          <w:iCs/>
+          <w:highlight w:val="green"/>
+          <w:lang w:val="en-US"/>
+        </w:rPr>
+        <w:t xml:space="preserve"> </w:t>
+      </w:r>
+      <w:r>
+        <w:rPr>
+          <w:rFonts w:ascii="Times New Roman" w:hAnsi="Times New Roman" w:cs="Times New Roman"/>
+          <w:b/>
+          <w:bCs/>
+          <w:i/>
+          <w:iCs/>
+          <w:highlight w:val="green"/>
+          <w:lang w:val="en-US"/>
+        </w:rPr>
+        <w:t>7</w:t>
+      </w:r>
     </w:p>
     <w:p>
       <w:pPr>
@@ -631,8 +673,20 @@
           <w:bCs/>
           <w:i/>
           <w:iCs/>
+          <w:highlight w:val="green"/>
         </w:rPr>
         <w:t>Фото</w:t>
+      </w:r>
+      <w:r>
+        <w:rPr>
+          <w:rFonts w:ascii="Times New Roman" w:hAnsi="Times New Roman" w:cs="Times New Roman"/>
+          <w:b/>
+          <w:bCs/>
+          <w:i/>
+          <w:iCs/>
+          <w:highlight w:val="green"/>
+        </w:rPr>
+        <w:t xml:space="preserve"> 8</w:t>
       </w:r>
     </w:p>
     <w:p>
@@ -694,9 +748,21 @@
           <w:bCs/>
           <w:i/>
           <w:iCs/>
+          <w:highlight w:val="green"/>
         </w:rPr>
         <w:t>Фото</w:t>
       </w:r>
+      <w:r>
+        <w:rPr>
+          <w:rFonts w:ascii="Times New Roman" w:hAnsi="Times New Roman" w:cs="Times New Roman"/>
+          <w:b/>
+          <w:bCs/>
+          <w:i/>
+          <w:iCs/>
+          <w:highlight w:val="green"/>
+        </w:rPr>
+        <w:t xml:space="preserve"> 9</w:t>
+      </w:r>
     </w:p>
     <w:p>
       <w:pPr>
@@ -785,18 +851,32 @@
           <w:bCs/>
           <w:i/>
           <w:iCs/>
-        </w:rPr>
-      </w:pPr>
-      <w:r>
-        <w:rPr>
-          <w:rFonts w:ascii="Times New Roman" w:hAnsi="Times New Roman" w:cs="Times New Roman"/>
-          <w:b/>
-          <w:bCs/>
-          <w:i/>
-          <w:iCs/>
+          <w:lang w:val="en-US"/>
+        </w:rPr>
+      </w:pPr>
+      <w:r>
+        <w:rPr>
+          <w:rFonts w:ascii="Times New Roman" w:hAnsi="Times New Roman" w:cs="Times New Roman"/>
+          <w:b/>
+          <w:bCs/>
+          <w:i/>
+          <w:iCs/>
+          <w:highlight w:val="green"/>
         </w:rPr>
         <w:t>Фото</w:t>
       </w:r>
+      <w:r>
+        <w:rPr>
+          <w:rFonts w:ascii="Times New Roman" w:hAnsi="Times New Roman" w:cs="Times New Roman"/>
+          <w:b/>
+          <w:bCs/>
+          <w:i/>
+          <w:iCs/>
+          <w:highlight w:val="green"/>
+          <w:lang w:val="en-US"/>
+        </w:rPr>
+        <w:t xml:space="preserve"> 10</w:t>
+      </w:r>
     </w:p>
     <w:p>
       <w:pPr>
@@ -847,18 +927,55 @@
           <w:bCs/>
           <w:i/>
           <w:iCs/>
-        </w:rPr>
-      </w:pPr>
-      <w:r>
-        <w:rPr>
-          <w:rFonts w:ascii="Times New Roman" w:hAnsi="Times New Roman" w:cs="Times New Roman"/>
-          <w:b/>
-          <w:bCs/>
-          <w:i/>
-          <w:iCs/>
+          <w:lang w:val="en-US"/>
+        </w:rPr>
+      </w:pPr>
+      <w:r>
+        <w:rPr>
+          <w:rFonts w:ascii="Times New Roman" w:hAnsi="Times New Roman" w:cs="Times New Roman"/>
+          <w:b/>
+          <w:bCs/>
+          <w:i/>
+          <w:iCs/>
+          <w:highlight w:val="green"/>
         </w:rPr>
         <w:t>Фото</w:t>
       </w:r>
+      <w:r>
+        <w:rPr>
+          <w:rFonts w:ascii="Times New Roman" w:hAnsi="Times New Roman" w:cs="Times New Roman"/>
+          <w:b/>
+          <w:bCs/>
+          <w:i/>
+          <w:iCs/>
+          <w:highlight w:val="green"/>
+          <w:lang w:val="en-US"/>
+        </w:rPr>
+        <w:t xml:space="preserve"> </w:t>
+      </w:r>
+      <w:r>
+        <w:rPr>
+          <w:rFonts w:ascii="Times New Roman" w:hAnsi="Times New Roman" w:cs="Times New Roman"/>
+          <w:b/>
+          <w:bCs/>
+          <w:i/>
+          <w:iCs/>
+          <w:highlight w:val="green"/>
+        </w:rPr>
+        <w:t>1</w:t>
+      </w:r>
+      <w:r>
+        <w:rPr>
+          <w:rFonts w:ascii="Times New Roman" w:hAnsi="Times New Roman" w:cs="Times New Roman"/>
+          <w:b/>
+          <w:bCs/>
+          <w:i/>
+          <w:iCs/>
+          <w:highlight w:val="green"/>
+          <w:lang w:val="en-US"/>
+        </w:rPr>
+        <w:t>1</w:t>
+      </w:r>
     </w:p>
     <w:p>
       <w:pPr>
@@ -927,17 +1044,31 @@
           <w:bCs/>
           <w:i/>
           <w:iCs/>
-        </w:rPr>
-      </w:pPr>
-      <w:r>
-        <w:rPr>
-          <w:rFonts w:ascii="Times New Roman" w:hAnsi="Times New Roman" w:cs="Times New Roman"/>
-          <w:b/>
-          <w:bCs/>
-          <w:i/>
-          <w:iCs/>
+          <w:lang w:val="en-US"/>
+        </w:rPr>
+      </w:pPr>
+      <w:r>
+        <w:rPr>
+          <w:rFonts w:ascii="Times New Roman" w:hAnsi="Times New Roman" w:cs="Times New Roman"/>
+          <w:b/>
+          <w:bCs/>
+          <w:i/>
+          <w:iCs/>
+          <w:highlight w:val="green"/>
         </w:rPr>
         <w:t>Фото</w:t>
+      </w:r>
+      <w:r>
+        <w:rPr>
+          <w:rFonts w:ascii="Times New Roman" w:hAnsi="Times New Roman" w:cs="Times New Roman"/>
+          <w:b/>
+          <w:bCs/>
+          <w:i/>
+          <w:iCs/>
+          <w:highlight w:val="green"/>
+          <w:lang w:val="en-US"/>
+        </w:rPr>
+        <w:t xml:space="preserve"> 12</w:t>
       </w:r>
     </w:p>
     <w:p>
@@ -990,18 +1121,32 @@
           <w:bCs/>
           <w:i/>
           <w:iCs/>
-        </w:rPr>
-      </w:pPr>
-      <w:r>
-        <w:rPr>
-          <w:rFonts w:ascii="Times New Roman" w:hAnsi="Times New Roman" w:cs="Times New Roman"/>
-          <w:b/>
-          <w:bCs/>
-          <w:i/>
-          <w:iCs/>
+          <w:lang w:val="en-US"/>
+        </w:rPr>
+      </w:pPr>
+      <w:r>
+        <w:rPr>
+          <w:rFonts w:ascii="Times New Roman" w:hAnsi="Times New Roman" w:cs="Times New Roman"/>
+          <w:b/>
+          <w:bCs/>
+          <w:i/>
+          <w:iCs/>
+          <w:highlight w:val="green"/>
         </w:rPr>
         <w:t>Фото</w:t>
       </w:r>
+      <w:r>
+        <w:rPr>
+          <w:rFonts w:ascii="Times New Roman" w:hAnsi="Times New Roman" w:cs="Times New Roman"/>
+          <w:b/>
+          <w:bCs/>
+          <w:i/>
+          <w:iCs/>
+          <w:highlight w:val="green"/>
+          <w:lang w:val="en-US"/>
+        </w:rPr>
+        <w:t xml:space="preserve"> 13</w:t>
+      </w:r>
     </w:p>
     <w:p>
       <w:pPr>
@@ -1052,18 +1197,32 @@
           <w:bCs/>
           <w:i/>
           <w:iCs/>
-        </w:rPr>
-      </w:pPr>
-      <w:r>
-        <w:rPr>
-          <w:rFonts w:ascii="Times New Roman" w:hAnsi="Times New Roman" w:cs="Times New Roman"/>
-          <w:b/>
-          <w:bCs/>
-          <w:i/>
-          <w:iCs/>
+          <w:lang w:val="en-US"/>
+        </w:rPr>
+      </w:pPr>
+      <w:r>
+        <w:rPr>
+          <w:rFonts w:ascii="Times New Roman" w:hAnsi="Times New Roman" w:cs="Times New Roman"/>
+          <w:b/>
+          <w:bCs/>
+          <w:i/>
+          <w:iCs/>
+          <w:highlight w:val="green"/>
         </w:rPr>
         <w:t>Фото</w:t>
       </w:r>
+      <w:r>
+        <w:rPr>
+          <w:rFonts w:ascii="Times New Roman" w:hAnsi="Times New Roman" w:cs="Times New Roman"/>
+          <w:b/>
+          <w:bCs/>
+          <w:i/>
+          <w:iCs/>
+          <w:highlight w:val="green"/>
+          <w:lang w:val="en-US"/>
+        </w:rPr>
+        <w:t xml:space="preserve"> 14,15</w:t>
+      </w:r>
     </w:p>
     <w:p>
       <w:pPr>
@@ -1114,18 +1273,68 @@
           <w:bCs/>
           <w:i/>
           <w:iCs/>
-        </w:rPr>
-      </w:pPr>
-      <w:r>
-        <w:rPr>
-          <w:rFonts w:ascii="Times New Roman" w:hAnsi="Times New Roman" w:cs="Times New Roman"/>
-          <w:b/>
-          <w:bCs/>
-          <w:i/>
-          <w:iCs/>
+          <w:lang w:val="en-US"/>
+        </w:rPr>
+      </w:pPr>
+      <w:r>
+        <w:rPr>
+          <w:rFonts w:ascii="Times New Roman" w:hAnsi="Times New Roman" w:cs="Times New Roman"/>
+          <w:b/>
+          <w:bCs/>
+          <w:i/>
+          <w:iCs/>
+          <w:highlight w:val="green"/>
         </w:rPr>
         <w:t>Фото</w:t>
       </w:r>
+      <w:r>
+        <w:rPr>
+          <w:rFonts w:ascii="Times New Roman" w:hAnsi="Times New Roman" w:cs="Times New Roman"/>
+          <w:b/>
+          <w:bCs/>
+          <w:i/>
+          <w:iCs/>
+          <w:highlight w:val="green"/>
+          <w:lang w:val="en-US"/>
+        </w:rPr>
+        <w:t xml:space="preserve"> </w:t>
+      </w:r>
+      <w:r>
+        <w:rPr>
+          <w:rFonts w:ascii="Times New Roman" w:hAnsi="Times New Roman" w:cs="Times New Roman"/>
+          <w:b/>
+          <w:bCs/>
+          <w:i/>
+          <w:iCs/>
+          <w:highlight w:val="green"/>
+          <w:lang w:val="en-US"/>
+        </w:rPr>
+        <w:t xml:space="preserve">16, </w:t>
+      </w:r>
+      <w:r>
+        <w:rPr>
+          <w:rFonts w:ascii="Times New Roman" w:hAnsi="Times New Roman" w:cs="Times New Roman"/>
+          <w:b/>
+          <w:bCs/>
+          <w:i/>
+          <w:iCs/>
+          <w:highlight w:val="green"/>
+          <w:lang w:val="en-US"/>
+        </w:rPr>
+        <w:t>1</w:t>
+      </w:r>
+      <w:r>
+        <w:rPr>
+          <w:rFonts w:ascii="Times New Roman" w:hAnsi="Times New Roman" w:cs="Times New Roman"/>
+          <w:b/>
+          <w:bCs/>
+          <w:i/>
+          <w:iCs/>
+          <w:highlight w:val="green"/>
+          <w:lang w:val="en-US"/>
+        </w:rPr>
+        <w:t>7</w:t>
+      </w:r>
     </w:p>
     <w:p>
       <w:pPr>
@@ -1221,8 +1430,31 @@
           <w:bCs/>
           <w:i/>
           <w:iCs/>
+          <w:highlight w:val="green"/>
         </w:rPr>
         <w:t>Фото</w:t>
+      </w:r>
+      <w:r>
+        <w:rPr>
+          <w:rFonts w:ascii="Times New Roman" w:hAnsi="Times New Roman" w:cs="Times New Roman"/>
+          <w:b/>
+          <w:bCs/>
+          <w:i/>
+          <w:iCs/>
+          <w:highlight w:val="green"/>
+        </w:rPr>
+        <w:t xml:space="preserve"> 1</w:t>
+      </w:r>
+      <w:r>
+        <w:rPr>
+          <w:rFonts w:ascii="Times New Roman" w:hAnsi="Times New Roman" w:cs="Times New Roman"/>
+          <w:b/>
+          <w:bCs/>
+          <w:i/>
+          <w:iCs/>
+          <w:highlight w:val="green"/>
+        </w:rPr>
+        <w:t>8</w:t>
       </w:r>
     </w:p>
     <w:p>
@@ -1297,18 +1529,54 @@
           <w:bCs/>
           <w:i/>
           <w:iCs/>
-        </w:rPr>
-      </w:pPr>
-      <w:r>
-        <w:rPr>
-          <w:rFonts w:ascii="Times New Roman" w:hAnsi="Times New Roman" w:cs="Times New Roman"/>
-          <w:b/>
-          <w:bCs/>
-          <w:i/>
-          <w:iCs/>
+          <w:lang w:val="en-US"/>
+        </w:rPr>
+      </w:pPr>
+      <w:r>
+        <w:rPr>
+          <w:rFonts w:ascii="Times New Roman" w:hAnsi="Times New Roman" w:cs="Times New Roman"/>
+          <w:b/>
+          <w:bCs/>
+          <w:i/>
+          <w:iCs/>
+          <w:highlight w:val="green"/>
         </w:rPr>
         <w:t>Фото</w:t>
       </w:r>
+      <w:r>
+        <w:rPr>
+          <w:rFonts w:ascii="Times New Roman" w:hAnsi="Times New Roman" w:cs="Times New Roman"/>
+          <w:b/>
+          <w:bCs/>
+          <w:i/>
+          <w:iCs/>
+          <w:highlight w:val="green"/>
+        </w:rPr>
+        <w:t xml:space="preserve"> 1</w:t>
+      </w:r>
+      <w:r>
+        <w:rPr>
+          <w:rFonts w:ascii="Times New Roman" w:hAnsi="Times New Roman" w:cs="Times New Roman"/>
+          <w:b/>
+          <w:bCs/>
+          <w:i/>
+          <w:iCs/>
+          <w:highlight w:val="green"/>
+        </w:rPr>
+        <w:t>9</w:t>
+      </w:r>
+      <w:r>
+        <w:rPr>
+          <w:rFonts w:ascii="Times New Roman" w:hAnsi="Times New Roman" w:cs="Times New Roman"/>
+          <w:b/>
+          <w:bCs/>
+          <w:i/>
+          <w:iCs/>
+          <w:highlight w:val="green"/>
+          <w:lang w:val="en-US"/>
+        </w:rPr>
+        <w:t>.1, 19.2, 19.3</w:t>
+      </w:r>
     </w:p>
     <w:p>
       <w:pPr>
@@ -1395,18 +1663,54 @@
           <w:bCs/>
           <w:i/>
           <w:iCs/>
-        </w:rPr>
-      </w:pPr>
-      <w:r>
-        <w:rPr>
-          <w:rFonts w:ascii="Times New Roman" w:hAnsi="Times New Roman" w:cs="Times New Roman"/>
-          <w:b/>
-          <w:bCs/>
-          <w:i/>
-          <w:iCs/>
+          <w:lang w:val="en-US"/>
+        </w:rPr>
+      </w:pPr>
+      <w:r>
+        <w:rPr>
+          <w:rFonts w:ascii="Times New Roman" w:hAnsi="Times New Roman" w:cs="Times New Roman"/>
+          <w:b/>
+          <w:bCs/>
+          <w:i/>
+          <w:iCs/>
+          <w:highlight w:val="green"/>
         </w:rPr>
         <w:t>Фото</w:t>
       </w:r>
+      <w:r>
+        <w:rPr>
+          <w:rFonts w:ascii="Times New Roman" w:hAnsi="Times New Roman" w:cs="Times New Roman"/>
+          <w:b/>
+          <w:bCs/>
+          <w:i/>
+          <w:iCs/>
+          <w:highlight w:val="green"/>
+        </w:rPr>
+        <w:t xml:space="preserve"> </w:t>
+      </w:r>
+      <w:r>
+        <w:rPr>
+          <w:rFonts w:ascii="Times New Roman" w:hAnsi="Times New Roman" w:cs="Times New Roman"/>
+          <w:b/>
+          <w:bCs/>
+          <w:i/>
+          <w:iCs/>
+          <w:highlight w:val="green"/>
+        </w:rPr>
+        <w:t>20</w:t>
+      </w:r>
+      <w:r>
+        <w:rPr>
+          <w:rFonts w:ascii="Times New Roman" w:hAnsi="Times New Roman" w:cs="Times New Roman"/>
+          <w:b/>
+          <w:bCs/>
+          <w:i/>
+          <w:iCs/>
+          <w:highlight w:val="green"/>
+          <w:lang w:val="en-US"/>
+        </w:rPr>
+        <w:t>.1, 20.2</w:t>
+      </w:r>
     </w:p>
     <w:p>
       <w:pPr>
@@ -1475,18 +1779,54 @@
           <w:bCs/>
           <w:i/>
           <w:iCs/>
-        </w:rPr>
-      </w:pPr>
-      <w:r>
-        <w:rPr>
-          <w:rFonts w:ascii="Times New Roman" w:hAnsi="Times New Roman" w:cs="Times New Roman"/>
-          <w:b/>
-          <w:bCs/>
-          <w:i/>
-          <w:iCs/>
+          <w:lang w:val="en-US"/>
+        </w:rPr>
+      </w:pPr>
+      <w:r>
+        <w:rPr>
+          <w:rFonts w:ascii="Times New Roman" w:hAnsi="Times New Roman" w:cs="Times New Roman"/>
+          <w:b/>
+          <w:bCs/>
+          <w:i/>
+          <w:iCs/>
+          <w:highlight w:val="green"/>
         </w:rPr>
         <w:t>Фото</w:t>
       </w:r>
+      <w:r>
+        <w:rPr>
+          <w:rFonts w:ascii="Times New Roman" w:hAnsi="Times New Roman" w:cs="Times New Roman"/>
+          <w:b/>
+          <w:bCs/>
+          <w:i/>
+          <w:iCs/>
+          <w:highlight w:val="green"/>
+        </w:rPr>
+        <w:t xml:space="preserve"> </w:t>
+      </w:r>
+      <w:r>
+        <w:rPr>
+          <w:rFonts w:ascii="Times New Roman" w:hAnsi="Times New Roman" w:cs="Times New Roman"/>
+          <w:b/>
+          <w:bCs/>
+          <w:i/>
+          <w:iCs/>
+          <w:highlight w:val="green"/>
+        </w:rPr>
+        <w:t>2</w:t>
+      </w:r>
+      <w:r>
+        <w:rPr>
+          <w:rFonts w:ascii="Times New Roman" w:hAnsi="Times New Roman" w:cs="Times New Roman"/>
+          <w:b/>
+          <w:bCs/>
+          <w:i/>
+          <w:iCs/>
+          <w:highlight w:val="green"/>
+          <w:lang w:val="en-US"/>
+        </w:rPr>
+        <w:t>1</w:t>
+      </w:r>
     </w:p>
     <w:p>
       <w:pPr>
@@ -1529,6 +1869,7 @@
           <w:rFonts w:ascii="Times New Roman" w:hAnsi="Times New Roman" w:cs="Times New Roman"/>
           <w:sz w:val="28"/>
           <w:szCs w:val="28"/>
+          <w:lang w:val="en-US"/>
         </w:rPr>
       </w:pPr>
       <w:r>
@@ -1538,53 +1879,6 @@
           <w:szCs w:val="28"/>
         </w:rPr>
         <w:t>Музей всегда с удовольствием встречает своих гостей! Будем рады видеть Вас на наших экскурсиях!</w:t>
-      </w:r>
-    </w:p>
-    <w:p>
-      <w:pPr>
-        <w:rPr>
-          <w:rFonts w:ascii="Times New Roman" w:hAnsi="Times New Roman" w:cs="Times New Roman"/>
-          <w:sz w:val="28"/>
-          <w:szCs w:val="28"/>
-        </w:rPr>
-      </w:pPr>
-      <w:r>
-        <w:rPr>
-          <w:rFonts w:ascii="Times New Roman" w:hAnsi="Times New Roman" w:cs="Times New Roman"/>
-          <w:b/>
-          <w:bCs/>
-          <w:i/>
-          <w:iCs/>
-          <w:sz w:val="28"/>
-          <w:szCs w:val="28"/>
-        </w:rPr>
-        <w:t>Спонсор проекта «Легенды Нового Уренгоя» ООО «Газпром переработка»</w:t>
-      </w:r>
-    </w:p>
-    <w:p>
-      <w:pPr>
-        <w:jc w:val="center"/>
-        <w:rPr>
-          <w:rFonts w:ascii="Times New Roman" w:hAnsi="Times New Roman" w:cs="Times New Roman"/>
-          <w:b/>
-          <w:bCs/>
-          <w:i/>
-          <w:iCs/>
-          <w:sz w:val="28"/>
-          <w:szCs w:val="28"/>
-        </w:rPr>
-      </w:pPr>
-      <w:r>
-        <w:rPr>
-          <w:rFonts w:ascii="Times New Roman" w:hAnsi="Times New Roman" w:cs="Times New Roman"/>
-          <w:b/>
-          <w:bCs/>
-          <w:i/>
-          <w:iCs/>
-          <w:sz w:val="28"/>
-          <w:szCs w:val="28"/>
-        </w:rPr>
-        <w:t>Фото</w:t>
       </w:r>
     </w:p>
     <w:sectPr>
@@ -2200,6 +2494,7 @@
   <w:style w:type="character" w:default="1" w:styleId="a0">
     <w:name w:val="Default Paragraph Font"/>
     <w:uiPriority w:val="1"/>
+    <w:semiHidden/>
     <w:unhideWhenUsed/>
   </w:style>
   <w:style w:type="table" w:default="1" w:styleId="a1">
